--- a/ru/discovery-articles/4.5 Рентгеновские лучи и медицинская визуализация.docx
+++ b/ru/discovery-articles/4.5 Рентгеновские лучи и медицинская визуализация.docx
@@ -4,136 +4,103 @@
   <w:body>
     <w:p>
       <w:pPr>
-        <w:spacing w:before="0" w:after="80"/>
+        <w:pStyle w:val="Title"/>
+        <w:widowControl/>
       </w:pPr>
       <w:r>
-        <w:rPr>
-          <w:rFonts w:ascii="Calibri" w:hAnsi="Calibri" w:cs="Calibri"/>
-          <w:b/>
-          <w:color w:val="2E74B5"/>
-          <w:sz w:val="20"/>
-        </w:rPr>
-        <w:t>4. Медицина, биология и общественное здравоохранение</w:t>
+        <w:t>4.5 Рентгеновские лучи и медицинская визуализация</w:t>
       </w:r>
     </w:p>
     <w:p>
       <w:pPr>
         <w:keepNext/>
-        <w:spacing w:before="0" w:after="120"/>
+        <w:widowControl/>
       </w:pPr>
       <w:r>
         <w:rPr>
-          <w:rFonts w:ascii="Calibri" w:hAnsi="Calibri" w:cs="Calibri"/>
-          <w:b/>
-          <w:color w:val="0B2545"/>
-          <w:sz w:val="48"/>
+          <w:sz w:val="20"/>
         </w:rPr>
-        <w:t>4.5 Рентгеновские лучи и медицинская визуализация</w:t>
+        <w:t>4. Медицина, биология и общественное здоровье</w:t>
       </w:r>
     </w:p>
     <w:p>
       <w:pPr>
-        <w:spacing w:before="0" w:after="200" w:line="276" w:lineRule="auto"/>
+        <w:keepNext/>
+        <w:widowControl/>
       </w:pPr>
       <w:r>
         <w:rPr>
-          <w:rFonts w:ascii="Calibri" w:hAnsi="Calibri" w:cs="Calibri"/>
-          <w:i/>
-          <w:color w:val="666666"/>
-          <w:sz w:val="21"/>
+          <w:sz w:val="20"/>
         </w:rPr>
-        <w:t>Период: 1895 год — открытие рентгеновских лучей; 1971 — компьютерная томография; 1977 — магнитно-резонансная томография; 1950-е годы — ультразвуковая диагностика | Ключевые фигуры: Вильгельм Конрад Рентген (рентгеновские лучи, 1895); Годфри Хаунсфилд и Аллан Кормак (компьютерная томография, 1971)</w:t>
+        <w:t>Период: 1895 год — открытие рентгеновских лучей; компьютерная томография, КТ, 1971 год; магнитно-резонансная томография, МРТ, 1977 год; ультразвук — 1950-е годы | Основные участники: Вильгельм Конрад Рентген; Годфри Хаунсфилд и Аллан Кормак, КТ</w:t>
       </w:r>
     </w:p>
     <w:p>
       <w:pPr>
-        <w:spacing w:before="0" w:after="200" w:line="300" w:lineRule="auto"/>
+        <w:widowControl/>
       </w:pPr>
       <w:r>
-        <w:rPr>
-          <w:rFonts w:ascii="Calibri" w:hAnsi="Calibri" w:cs="Calibri"/>
-          <w:color w:val="0B2545"/>
-          <w:sz w:val="23"/>
-        </w:rPr>
-        <w:t>Рентгеновские лучи — невидимое излучение, которое проходит через мягкие ткани и оставляет изображение на детекторе, позволяя увидеть кости и некоторые заболевания. С них началась медицинская визуализация, позднее дополненная УЗИ, компьютерной и магнитно-резонансной томографией.</w:t>
+        <w:t>Рентгеновские лучи — невидимое излучение, проходящее через мягкие ткани и воздействующее на плёнку, позволяя увидеть кости и некоторые изменения при болезнях. С них началось широкое медицинское получение изображений, позднее дополненное ультразвуком, КТ и МРТ.</w:t>
       </w:r>
     </w:p>
     <w:p>
       <w:pPr>
         <w:pStyle w:val="Heading1"/>
+        <w:widowControl/>
       </w:pPr>
       <w:r>
-        <w:t>Ключевые факты</w:t>
+        <w:t>Кратко о главном</w:t>
       </w:r>
     </w:p>
     <w:p>
       <w:pPr>
-        <w:keepLines/>
-        <w:spacing w:after="80" w:line="300" w:lineRule="auto"/>
-        <w:numPr>
-          <w:ilvl w:val="0"/>
-          <w:numId w:val="10"/>
-        </w:numPr>
+        <w:pStyle w:val="ListBullet"/>
+        <w:widowControl/>
       </w:pPr>
       <w:r>
-        <w:t>Вильгельм Конрад Рентген открыл рентгеновские лучи в 1895 году.</w:t>
+        <w:t>Рентген открыл названные впоследствии его именем лучи в 1895 году.</w:t>
       </w:r>
     </w:p>
     <w:p>
       <w:pPr>
-        <w:keepLines/>
-        <w:spacing w:after="80" w:line="300" w:lineRule="auto"/>
-        <w:numPr>
-          <w:ilvl w:val="0"/>
-          <w:numId w:val="10"/>
-        </w:numPr>
+        <w:pStyle w:val="ListBullet"/>
+        <w:widowControl/>
       </w:pPr>
       <w:r>
-        <w:t>Он получил знаменитый снимок кисти своей жены Анны Берты.</w:t>
+        <w:t>Он сделал знаменитый снимок кисти своей жены Анны Берты.</w:t>
       </w:r>
     </w:p>
     <w:p>
       <w:pPr>
-        <w:keepLines/>
-        <w:spacing w:after="80" w:line="300" w:lineRule="auto"/>
-        <w:numPr>
-          <w:ilvl w:val="0"/>
-          <w:numId w:val="10"/>
-        </w:numPr>
+        <w:pStyle w:val="ListBullet"/>
+        <w:widowControl/>
       </w:pPr>
       <w:r>
-        <w:t>Рентгеновские лучи представляют собой высокоэнергетические электромагнитные волны.</w:t>
+        <w:t>Рентгеновское излучение — высокоэнергетические электромагнитные волны.</w:t>
       </w:r>
     </w:p>
     <w:p>
       <w:pPr>
-        <w:keepLines/>
-        <w:spacing w:after="80" w:line="300" w:lineRule="auto"/>
-        <w:numPr>
-          <w:ilvl w:val="0"/>
-          <w:numId w:val="10"/>
-        </w:numPr>
+        <w:pStyle w:val="ListBullet"/>
+        <w:widowControl/>
       </w:pPr>
       <w:r>
-        <w:t>Позднее компьютерная томография, УЗИ, позитронно-эмиссионная и магнитно-резонансная томография предложили другие способы заглянуть внутрь организма.</w:t>
+        <w:t>Позднее КТ, ультразвук, позитронно-эмиссионная томография, ПЭТ, и МРТ предложили другие способы увидеть тело изнутри.</w:t>
       </w:r>
     </w:p>
     <w:p>
       <w:pPr>
-        <w:keepLines/>
-        <w:spacing w:after="80" w:line="300" w:lineRule="auto"/>
-        <w:numPr>
-          <w:ilvl w:val="0"/>
-          <w:numId w:val="10"/>
-        </w:numPr>
+        <w:pStyle w:val="ListBullet"/>
+        <w:widowControl/>
       </w:pPr>
       <w:r>
-        <w:t>Методы визуализации значительно сократили необходимость в диагностических операциях.</w:t>
+        <w:t>Визуализация уменьшила необходимость исследовательских операций.</w:t>
       </w:r>
     </w:p>
     <w:p>
       <w:pPr>
         <w:pStyle w:val="Heading1"/>
+        <w:widowControl/>
       </w:pPr>
       <w:r>
         <w:t>Что это такое</w:t>
@@ -141,143 +108,101 @@
     </w:p>
     <w:p>
       <w:pPr>
-        <w:keepLines w:val="0"/>
+        <w:widowControl/>
       </w:pPr>
       <w:r>
-        <w:t>Рентгеновские лучи относятся к электромагнитному излучению — тому же семейству, что видимый свет и радиоволны, — но обладают гораздо большей энергией. Через мягкие ткани они проходят легче, чем через кости или металл, поэтому расположенный по другую сторону тела детектор регистрирует теневое изображение.</w:t>
-      </w:r>
-    </w:p>
-    <w:p>
-      <w:pPr>
-        <w:keepLines w:val="0"/>
-      </w:pPr>
-      <w:r>
-        <w:t>Медицинская визуализация объединяет способы получать изображения внутренних органов без хирургического вскрытия. Рентгенография стала первым широко применяемым методом: её можно уподобить яркому фонарю за ладонью, по силуэту которой читают скрытое строение.</w:t>
+        <w:t>Рентгеновское излучение относится к тому же электромагнитному семейству, что свет и радио, но имеет значительно более высокую энергию. Через мягкие ткани оно проходит легче, чем через кость или металл, поэтому детектор с другой стороны фиксирует теневую картину. Медицинская визуализация — более широкая область получения внутренних изображений без вскрытия тела. Рентген стал первым широко применяемым способом; условно это похоже на просвечивание руки ярким фонарём с чтением силуэта.</w:t>
       </w:r>
     </w:p>
     <w:p>
       <w:pPr>
         <w:pStyle w:val="Heading1"/>
+        <w:widowControl/>
       </w:pPr>
       <w:r>
-        <w:t>Кто это открыл или изобрёл</w:t>
+        <w:t>Кто открыл или изобрёл</w:t>
       </w:r>
     </w:p>
     <w:p>
       <w:pPr>
-        <w:keepLines w:val="0"/>
+        <w:widowControl/>
       </w:pPr>
       <w:r>
-        <w:t>В ноябре 1895 года физик Вильгельм Конрад Рентген, работавший в Вюрцбурге, заметил, что при включённой катодной трубке светится флуоресцентный экран, даже когда сама трубка закрыта непрозрачным материалом. Источником эффекта оказались неизвестные лучи, которые он обозначил буквой X.</w:t>
-      </w:r>
-    </w:p>
-    <w:p>
-      <w:pPr>
-        <w:keepLines w:val="0"/>
-      </w:pPr>
-      <w:r>
-        <w:t>22 декабря Рентген сделал снимок кисти своей жены, на котором были видны кости и кольца. Уже через несколько недель он опубликовал результаты и отказался патентовать открытие. Новость почти мгновенно разошлась по миру.</w:t>
+        <w:t>В ноябре 1895 года физик Рентген в Вюрцбурге заметил свечение флуоресцентного экрана при работающей катодной трубке, даже когда она была закрыта. Он связал эффект с неизвестными лучами и назвал их X-лучами. 22 декабря он снял кисть жены вместе с кольцами. Через несколько недель результаты были опубликованы; патентовать открытие он отказался. Мир узнал о нём почти сразу.</w:t>
       </w:r>
     </w:p>
     <w:p>
       <w:pPr>
         <w:pStyle w:val="Heading1"/>
+        <w:widowControl/>
       </w:pPr>
       <w:r>
-        <w:t>Когда и как это появилось</w:t>
+        <w:t>Когда и как появилось</w:t>
       </w:r>
     </w:p>
     <w:p>
       <w:pPr>
-        <w:keepLines w:val="0"/>
+        <w:widowControl/>
       </w:pPr>
       <w:r>
-        <w:t>К тому времени в физических лабораториях уже использовали вакуумные трубки и высокое напряжение. Рентген тщательно проверил необычный эффект и убедился, что наблюдает новое явление. Газеты печатали изображения костей, а врачи и владельцы ярмарочных аттракционов поспешили повторить опыт.</w:t>
-      </w:r>
-    </w:p>
-    <w:p>
-      <w:pPr>
-        <w:keepLines w:val="0"/>
-      </w:pPr>
-      <w:r>
-        <w:t>Открытие из области чистой физики сразу захватило воображение публики. Опасность больших доз излучения поначалу не понимали, поэтому некоторые первые исследователи и операторы рентгеновских аппаратов получили тяжёлые повреждения.</w:t>
+        <w:t>Физические лаборатории уже пользовались разреженными трубками и высоким напряжением. Рентген тщательно проверил реальность эффекта. Газеты печатали изображения костей, врачи и устроители ярмарочных представлений спешили попробовать новинку. Чистая физика немедленно захватила воображение публики. Сначала опасность доз не понимали, и некоторые ранние пользователи пострадали.</w:t>
       </w:r>
     </w:p>
     <w:p>
       <w:pPr>
         <w:pStyle w:val="Heading1"/>
+        <w:widowControl/>
       </w:pPr>
       <w:r>
-        <w:t>Научное значение</w:t>
+        <w:t>Значение для науки</w:t>
       </w:r>
     </w:p>
     <w:p>
       <w:pPr>
-        <w:keepLines w:val="0"/>
+        <w:widowControl/>
       </w:pPr>
       <w:r>
-        <w:t>Рентгеновские лучи доказали существование волн, сходных со светом, но невидимых человеческому глазу. Они стали инструментом не только медицины, но и исследования структуры кристаллов, сыгравшего позднее важную роль в изучении ДНК.</w:t>
-      </w:r>
-    </w:p>
-    <w:p>
-      <w:pPr>
-        <w:keepLines w:val="0"/>
-      </w:pPr>
-      <w:r>
-        <w:t>В больницах скрытый перелом впервые можно было увидеть непосредственно. Представление о том, что энергия способна нести изображение невидимой структуры, стало центральным для современной науки. Рентгеновские лучи фактически дали человеку новый орган чувств, созданный физикой.</w:t>
+        <w:t>Рентгеновские лучи показали существование светоподобных волн вне видимого диапазона. Они стали средством изучения кристаллов, позднее в том числе структуры ДНК — дезоксирибонуклеиновой кислоты, носителя наследственной информации, — и медицинской диагностики. В больнице скрытый перелом стал видимым. Идея получения изображения внутреннего строения с помощью энергии теперь центральна для науки. Физика словно создала новый орган чувств.</w:t>
       </w:r>
     </w:p>
     <w:p>
       <w:pPr>
         <w:pStyle w:val="Heading1"/>
+        <w:widowControl/>
       </w:pPr>
       <w:r>
-        <w:t>Влияние на последующее развитие</w:t>
+        <w:t>Влияние на дальнейшее развитие</w:t>
       </w:r>
     </w:p>
     <w:p>
       <w:pPr>
-        <w:keepLines w:val="0"/>
+        <w:widowControl/>
       </w:pPr>
       <w:r>
-        <w:t>Рентгеноскопия, контрастные вещества, ангиография и компьютерная томография превратили плоскую тень в динамическое изображение и послойные срезы. Ультразвуковая диагностика использует звуковые волны, МРТ — магнитное поле и радиоволны, а ПЭТ — радиоактивные индикаторы.</w:t>
-      </w:r>
-    </w:p>
-    <w:p>
-      <w:pPr>
-        <w:keepLines w:val="0"/>
-      </w:pPr>
-      <w:r>
-        <w:t>Каждый метод отвечает на свои вопросы. Вместе они почти устранили необходимость оперировать пациента лишь для того, чтобы установить диагноз. Медицинская визуализация преобразила онкологию, травматологию и стоматологию.</w:t>
+        <w:t>Рентгеноскопия, контрастные вещества, ангиография — изображения сосудов — и КТ расширили теневую картину до послойных изображений. Ультразвук использует звук, МРТ — магнитные поля и радиоволны, ПЭТ — вещества-метки. Каждый метод отвечает на свои вопросы. Вместе они уменьшили необходимость оперировать только ради осмотра. Изменились онкология, помощь при травмах и стоматология.</w:t>
       </w:r>
     </w:p>
     <w:p>
       <w:pPr>
         <w:pStyle w:val="Heading1"/>
+        <w:widowControl/>
       </w:pPr>
       <w:r>
-        <w:t>Как это изменило жизнь людей</w:t>
+        <w:t>Как изменило жизнь людей</w:t>
       </w:r>
     </w:p>
     <w:p>
       <w:pPr>
-        <w:keepLines w:val="0"/>
+        <w:widowControl/>
       </w:pPr>
       <w:r>
-        <w:t>Диагнозы стали быстрее и точнее, но у пациентов появилась новая тревога — ожидание результата исследования, способного обнаружить незаметную болезнь. Обществу пришлось установить нормы радиационной безопасности и готовить специалистов по работе со сложной аппаратурой.</w:t>
-      </w:r>
-    </w:p>
-    <w:p>
-      <w:pPr>
-        <w:keepLines w:val="0"/>
-      </w:pPr>
-      <w:r>
-        <w:t>Перелом, который раньше приходилось определять на ощупь и по косвенным признакам, стал очевидным фактом на снимке. Возможность заглянуть внутрь живого тела изменила отношения между врачом, пациентом и медицинским доказательством.</w:t>
+        <w:t>Пациенты получили более быструю и точную диагностику, а также новую тревогу из-за обнаружения проблемы без симптомов. Потребовались нормы радиационной безопасности и подготовка специалистов. Перелом, прежде определявшийся предположительно, стал зафиксированным изображением. Возможность видеть живое тело изнутри изменила отношения врача, пациента и доказательств.</w:t>
       </w:r>
     </w:p>
     <w:p>
       <w:pPr>
         <w:pStyle w:val="Heading1"/>
+        <w:widowControl/>
       </w:pPr>
       <w:r>
         <w:t>Источники и литература</w:t>
@@ -286,165 +211,175 @@
     <w:p>
       <w:pPr>
         <w:pStyle w:val="Heading2"/>
+        <w:widowControl/>
       </w:pPr>
       <w:r>
-        <w:t>C. Материалы научных учреждений и энциклопедий</w:t>
+        <w:rPr>
+          <w:sz w:val="20"/>
+        </w:rPr>
+        <w:t>Материалы организаций и энциклопедии</w:t>
       </w:r>
     </w:p>
     <w:p>
       <w:pPr>
-        <w:keepLines/>
-        <w:spacing w:after="80" w:line="300" w:lineRule="auto"/>
-        <w:numPr>
-          <w:ilvl w:val="0"/>
-          <w:numId w:val="11"/>
-        </w:numPr>
+        <w:widowControl/>
       </w:pPr>
       <w:r>
-        <w:t>Encyclopaedia Britannica. «X-ray».</w:t>
+        <w:rPr>
+          <w:sz w:val="20"/>
+        </w:rPr>
+        <w:t xml:space="preserve">1. Encyclopaedia Britannica. 'X-ray.' </w:t>
       </w:r>
+      <w:hyperlink r:id="rId9">
+        <w:r>
+          <w:rPr>
+            <w:sz w:val="20"/>
+          </w:rPr>
+          <w:t>https://www.britannica.com/science/X-ray</w:t>
+        </w:r>
+      </w:hyperlink>
       <w:r>
-        <w:t xml:space="preserve"> </w:t>
+        <w:rPr>
+          <w:sz w:val="20"/>
+        </w:rPr>
+      </w:r>
+    </w:p>
+    <w:p>
+      <w:pPr>
+        <w:widowControl/>
+      </w:pPr>
+      <w:r>
+        <w:rPr>
+          <w:sz w:val="20"/>
+        </w:rPr>
+        <w:t xml:space="preserve">2. National Institute of Biomedical Imaging and Bioengineering (NIH). MRI explainer. </w:t>
+      </w:r>
+      <w:hyperlink r:id="rId10">
+        <w:r>
+          <w:rPr>
+            <w:sz w:val="20"/>
+          </w:rPr>
+          <w:t>https://www.nibib.nih.gov/science-education/science-topics/magnetic-resonance-imaging-mri</w:t>
+        </w:r>
+      </w:hyperlink>
+      <w:r>
+        <w:rPr>
+          <w:sz w:val="20"/>
+        </w:rPr>
+      </w:r>
+    </w:p>
+    <w:p>
+      <w:pPr>
+        <w:pStyle w:val="Heading2"/>
+        <w:widowControl/>
+      </w:pPr>
+      <w:r>
+        <w:rPr>
+          <w:sz w:val="20"/>
+        </w:rPr>
+        <w:t>Космические агентства, лаборатории и научные организации</w:t>
+      </w:r>
+    </w:p>
+    <w:p>
+      <w:pPr>
+        <w:widowControl/>
+      </w:pPr>
+      <w:r>
+        <w:rPr>
+          <w:sz w:val="20"/>
+        </w:rPr>
+        <w:t xml:space="preserve">1. Nobel Prize. Wilhelm Conrad Röntgen lecture, 1901. </w:t>
       </w:r>
       <w:hyperlink r:id="rId11">
         <w:r>
           <w:rPr>
-            <w:color w:val="0563C1"/>
-            <w:u w:val="single"/>
+            <w:sz w:val="20"/>
           </w:rPr>
-          <w:t>https://www.britannica.com/science/X-ray</w:t>
+          <w:t>https://www.nobelprize.org/prizes/physics/1901/rontgen/lecture/</w:t>
         </w:r>
       </w:hyperlink>
+      <w:r>
+        <w:rPr>
+          <w:sz w:val="20"/>
+        </w:rPr>
+      </w:r>
     </w:p>
     <w:p>
       <w:pPr>
-        <w:keepLines/>
-        <w:spacing w:after="80" w:line="300" w:lineRule="auto"/>
-        <w:numPr>
-          <w:ilvl w:val="0"/>
-          <w:numId w:val="11"/>
-        </w:numPr>
+        <w:pStyle w:val="Heading2"/>
+        <w:widowControl/>
       </w:pPr>
       <w:r>
-        <w:t>Национальный институт биомедицинской визуализации и биоинженерии США. Объяснение принципов МРТ.</w:t>
+        <w:rPr>
+          <w:sz w:val="20"/>
+        </w:rPr>
+        <w:t>Профессиональные общества и организации по стандартизации</w:t>
       </w:r>
+    </w:p>
+    <w:p>
+      <w:pPr>
+        <w:widowControl/>
+      </w:pPr>
       <w:r>
-        <w:t xml:space="preserve"> </w:t>
+        <w:rPr>
+          <w:sz w:val="20"/>
+        </w:rPr>
+        <w:t xml:space="preserve">1. Radiological Society of North America. RadiologyInfo. </w:t>
       </w:r>
       <w:hyperlink r:id="rId12">
         <w:r>
           <w:rPr>
-            <w:color w:val="0563C1"/>
-            <w:u w:val="single"/>
+            <w:sz w:val="20"/>
           </w:rPr>
-          <w:t>https://www.nibib.nih.gov/science-education/science-topics/magnetic-resonance-imaging-mri</w:t>
+          <w:t>https://www.radiologyinfo.org/en/</w:t>
         </w:r>
       </w:hyperlink>
+      <w:r>
+        <w:rPr>
+          <w:sz w:val="20"/>
+        </w:rPr>
+      </w:r>
     </w:p>
     <w:p>
       <w:pPr>
         <w:pStyle w:val="Heading2"/>
+        <w:widowControl/>
       </w:pPr>
       <w:r>
-        <w:t>G. Космические агентства, лаборатории и научные организации</w:t>
+        <w:rPr>
+          <w:sz w:val="20"/>
+        </w:rPr>
+        <w:t>Материалы музеев, архивов и библиотек</w:t>
       </w:r>
     </w:p>
     <w:p>
       <w:pPr>
-        <w:keepLines/>
-        <w:spacing w:after="80" w:line="300" w:lineRule="auto"/>
-        <w:numPr>
-          <w:ilvl w:val="0"/>
-          <w:numId w:val="12"/>
-        </w:numPr>
+        <w:widowControl/>
       </w:pPr>
       <w:r>
-        <w:t>Нобелевская премия. Лекция Вильгельма Конрада Рентгена, 1901 год.</w:t>
-      </w:r>
-      <w:r>
-        <w:t xml:space="preserve"> </w:t>
+        <w:rPr>
+          <w:sz w:val="20"/>
+        </w:rPr>
+        <w:t xml:space="preserve">1. Wellcome Collection. Early X-ray images and Röntgen materials. </w:t>
       </w:r>
       <w:hyperlink r:id="rId13">
         <w:r>
           <w:rPr>
-            <w:color w:val="0563C1"/>
-            <w:u w:val="single"/>
-          </w:rPr>
-          <w:t>https://www.nobelprize.org/prizes/physics/1901/rontgen/lecture/</w:t>
-        </w:r>
-      </w:hyperlink>
-    </w:p>
-    <w:p>
-      <w:pPr>
-        <w:pStyle w:val="Heading2"/>
-      </w:pPr>
-      <w:r>
-        <w:t>H. Профессиональные общества и органы стандартизации</w:t>
-      </w:r>
-    </w:p>
-    <w:p>
-      <w:pPr>
-        <w:keepLines/>
-        <w:spacing w:after="80" w:line="300" w:lineRule="auto"/>
-        <w:numPr>
-          <w:ilvl w:val="0"/>
-          <w:numId w:val="13"/>
-        </w:numPr>
-      </w:pPr>
-      <w:r>
-        <w:t>Радиологическое общество Северной Америки. RadiologyInfo.</w:t>
-      </w:r>
-      <w:r>
-        <w:t xml:space="preserve"> </w:t>
-      </w:r>
-      <w:hyperlink r:id="rId14">
-        <w:r>
-          <w:rPr>
-            <w:color w:val="0563C1"/>
-            <w:u w:val="single"/>
-          </w:rPr>
-          <w:t>https://www.radiologyinfo.org/en/</w:t>
-        </w:r>
-      </w:hyperlink>
-    </w:p>
-    <w:p>
-      <w:pPr>
-        <w:pStyle w:val="Heading2"/>
-      </w:pPr>
-      <w:r>
-        <w:t>D. Материалы музеев, архивов и библиотек</w:t>
-      </w:r>
-    </w:p>
-    <w:p>
-      <w:pPr>
-        <w:keepLines/>
-        <w:spacing w:after="80" w:line="300" w:lineRule="auto"/>
-        <w:numPr>
-          <w:ilvl w:val="0"/>
-          <w:numId w:val="14"/>
-        </w:numPr>
-      </w:pPr>
-      <w:r>
-        <w:t>Wellcome Collection. Ранние рентгеновские снимки и материалы о Рентгене.</w:t>
-      </w:r>
-      <w:r>
-        <w:t xml:space="preserve"> </w:t>
-      </w:r>
-      <w:hyperlink r:id="rId15">
-        <w:r>
-          <w:rPr>
-            <w:color w:val="0563C1"/>
-            <w:u w:val="single"/>
+            <w:sz w:val="20"/>
           </w:rPr>
           <w:t>https://wellcomecollection.org/</w:t>
         </w:r>
       </w:hyperlink>
+      <w:r>
+        <w:rPr>
+          <w:sz w:val="20"/>
+        </w:rPr>
+      </w:r>
     </w:p>
     <w:sectPr>
-      <w:headerReference w:type="default" r:id="rId9"/>
-      <w:footerReference w:type="default" r:id="rId10"/>
-      <w:pgSz w:w="12240" w:h="15840"/>
-      <w:pgMar w:top="1440" w:right="1440" w:bottom="1440" w:left="1440" w:header="708" w:footer="708" w:gutter="0"/>
+      <w:footerReference w:type="default" r:id="rId14"/>
+      <w:pgSz w:w="11906" w:h="16838"/>
+      <w:pgMar w:top="1020" w:right="1134" w:bottom="1020" w:left="1134" w:header="720" w:footer="720" w:gutter="0"/>
       <w:cols w:space="720"/>
       <w:docGrid w:linePitch="360"/>
     </w:sectPr>
@@ -457,60 +392,11 @@
   <w:p>
     <w:pPr>
       <w:pStyle w:val="Footer"/>
-      <w:spacing w:before="0" w:after="0"/>
       <w:jc w:val="right"/>
     </w:pPr>
-    <w:r>
-      <w:rPr>
-        <w:rFonts w:ascii="Calibri" w:hAnsi="Calibri" w:cs="Calibri"/>
-        <w:color w:val="666666"/>
-        <w:sz w:val="18"/>
-      </w:rPr>
-      <w:t xml:space="preserve">Страница </w:t>
-    </w:r>
-    <w:r>
-      <w:rPr>
-        <w:rFonts w:ascii="Calibri" w:hAnsi="Calibri" w:cs="Calibri"/>
-        <w:color w:val="666666"/>
-        <w:sz w:val="18"/>
-      </w:rPr>
-      <w:fldChar w:fldCharType="begin"/>
-      <w:instrText xml:space="preserve"> PAGE </w:instrText>
-      <w:fldChar w:fldCharType="separate"/>
-      <w:t>1</w:t>
-      <w:fldChar w:fldCharType="end"/>
-    </w:r>
+    <w:fldSimple w:instr="PAGE"/>
   </w:p>
 </w:ftr>
-</file>
-
-<file path=word/header1.xml><?xml version="1.0" encoding="utf-8"?>
-<w:hdr xmlns:m="http://schemas.openxmlformats.org/officeDocument/2006/math" xmlns:mc="http://schemas.openxmlformats.org/markup-compatibility/2006" xmlns:mo="http://schemas.microsoft.com/office/mac/office/2008/main" xmlns:mv="urn:schemas-microsoft-com:mac:vml" xmlns:o="urn:schemas-microsoft-com:office:office" xmlns:r="http://schemas.openxmlformats.org/officeDocument/2006/relationships" xmlns:v="urn:schemas-microsoft-com:vml" xmlns:w10="urn:schemas-microsoft-com:office:word" xmlns:w14="http://schemas.microsoft.com/office/word/2010/wordml" xmlns:w="http://schemas.openxmlformats.org/wordprocessingml/2006/main" xmlns:wne="http://schemas.microsoft.com/office/word/2006/wordml" xmlns:wp14="http://schemas.microsoft.com/office/word/2010/wordprocessingDrawing" xmlns:wp="http://schemas.openxmlformats.org/drawingml/2006/wordprocessingDrawing" xmlns:wpc="http://schemas.microsoft.com/office/word/2010/wordprocessingCanvas" xmlns:wpg="http://schemas.microsoft.com/office/word/2010/wordprocessingGroup" xmlns:wpi="http://schemas.microsoft.com/office/word/2010/wordprocessingInk" xmlns:wps="http://schemas.microsoft.com/office/word/2010/wordprocessingShape" mc:Ignorable="w14 wp14">
-  <w:p>
-    <w:pPr>
-      <w:pStyle w:val="Header"/>
-      <w:spacing w:after="0"/>
-      <w:jc w:val="left"/>
-    </w:pPr>
-    <w:r>
-      <w:rPr>
-        <w:rFonts w:ascii="Calibri" w:hAnsi="Calibri" w:cs="Calibri"/>
-        <w:b/>
-        <w:color w:val="666666"/>
-        <w:sz w:val="18"/>
-      </w:rPr>
-      <w:t>Открытия и изобретения</w:t>
-    </w:r>
-    <w:r>
-      <w:rPr>
-        <w:rFonts w:ascii="Calibri" w:hAnsi="Calibri" w:cs="Calibri"/>
-        <w:color w:val="666666"/>
-        <w:sz w:val="18"/>
-      </w:rPr>
-      <w:t xml:space="preserve">    |    4. Медицина, биология и общественное здравоохранение</w:t>
-    </w:r>
-  </w:p>
-</w:hdr>
 </file>
 
 <file path=word/numbering.xml><?xml version="1.0" encoding="utf-8"?>
@@ -713,96 +599,6 @@
   <w:num w:numId="9">
     <w:abstractNumId w:val="0"/>
   </w:num>
-  <w:abstractNum w:abstractNumId="9">
-    <w:multiLevelType w:val="singleLevel"/>
-    <w:lvl w:ilvl="0">
-      <w:start w:val="1"/>
-      <w:numFmt w:val="bullet"/>
-      <w:lvlText w:val="•"/>
-      <w:lvlJc w:val="left"/>
-      <w:pPr>
-        <w:tabs>
-          <w:tab w:val="num" w:pos="540"/>
-        </w:tabs>
-        <w:ind w:left="540" w:hanging="270"/>
-      </w:pPr>
-    </w:lvl>
-  </w:abstractNum>
-  <w:num w:numId="10">
-    <w:abstractNumId w:val="9"/>
-  </w:num>
-  <w:abstractNum w:abstractNumId="10">
-    <w:multiLevelType w:val="singleLevel"/>
-    <w:lvl w:ilvl="0">
-      <w:start w:val="1"/>
-      <w:numFmt w:val="decimal"/>
-      <w:lvlText w:val="%1."/>
-      <w:lvlJc w:val="left"/>
-      <w:pPr>
-        <w:tabs>
-          <w:tab w:val="num" w:pos="540"/>
-        </w:tabs>
-        <w:ind w:left="540" w:hanging="270"/>
-      </w:pPr>
-    </w:lvl>
-  </w:abstractNum>
-  <w:num w:numId="11">
-    <w:abstractNumId w:val="10"/>
-  </w:num>
-  <w:abstractNum w:abstractNumId="11">
-    <w:multiLevelType w:val="singleLevel"/>
-    <w:lvl w:ilvl="0">
-      <w:start w:val="1"/>
-      <w:numFmt w:val="decimal"/>
-      <w:lvlText w:val="%1."/>
-      <w:lvlJc w:val="left"/>
-      <w:pPr>
-        <w:tabs>
-          <w:tab w:val="num" w:pos="540"/>
-        </w:tabs>
-        <w:ind w:left="540" w:hanging="270"/>
-      </w:pPr>
-    </w:lvl>
-  </w:abstractNum>
-  <w:num w:numId="12">
-    <w:abstractNumId w:val="11"/>
-  </w:num>
-  <w:abstractNum w:abstractNumId="12">
-    <w:multiLevelType w:val="singleLevel"/>
-    <w:lvl w:ilvl="0">
-      <w:start w:val="1"/>
-      <w:numFmt w:val="decimal"/>
-      <w:lvlText w:val="%1."/>
-      <w:lvlJc w:val="left"/>
-      <w:pPr>
-        <w:tabs>
-          <w:tab w:val="num" w:pos="540"/>
-        </w:tabs>
-        <w:ind w:left="540" w:hanging="270"/>
-      </w:pPr>
-    </w:lvl>
-  </w:abstractNum>
-  <w:num w:numId="13">
-    <w:abstractNumId w:val="12"/>
-  </w:num>
-  <w:abstractNum w:abstractNumId="13">
-    <w:multiLevelType w:val="singleLevel"/>
-    <w:lvl w:ilvl="0">
-      <w:start w:val="1"/>
-      <w:numFmt w:val="decimal"/>
-      <w:lvlText w:val="%1."/>
-      <w:lvlJc w:val="left"/>
-      <w:pPr>
-        <w:tabs>
-          <w:tab w:val="num" w:pos="540"/>
-        </w:tabs>
-        <w:ind w:left="540" w:hanging="270"/>
-      </w:pPr>
-    </w:lvl>
-  </w:abstractNum>
-  <w:num w:numId="14">
-    <w:abstractNumId w:val="13"/>
-  </w:num>
 </w:numbering>
 </file>
 
@@ -811,7 +607,7 @@
   <w:docDefaults>
     <w:rPrDefault>
       <w:rPr>
-        <w:rFonts w:asciiTheme="minorHAnsi" w:eastAsiaTheme="minorEastAsia" w:hAnsiTheme="minorHAnsi" w:cstheme="minorBidi"/>
+        <w:rFonts/>
         <w:sz w:val="22"/>
         <w:szCs w:val="22"/>
         <w:lang w:val="en-US" w:eastAsia="en-US" w:bidi="ar-SA"/>
@@ -967,12 +763,13 @@
     <w:qFormat/>
     <w:rsid w:val="00FC693F"/>
     <w:pPr>
-      <w:widowControl/>
-      <w:spacing w:before="0" w:after="120" w:line="300" w:lineRule="auto"/>
+      <w:spacing w:after="120" w:line="259" w:lineRule="auto"/>
     </w:pPr>
     <w:rPr>
-      <w:rFonts w:ascii="Calibri" w:hAnsi="Calibri" w:cs="Calibri"/>
-      <w:sz w:val="22"/>
+      <w:rFonts w:ascii="Times New Roman" w:hAnsi="Times New Roman"/>
+      <w:color w:val="000000"/>
+      <w:sz w:val="24"/>
+      <w:lang w:val="ru-RU"/>
     </w:rPr>
   </w:style>
   <w:style w:type="paragraph" w:styleId="Header">
@@ -1030,16 +827,17 @@
     <w:pPr>
       <w:keepNext/>
       <w:keepLines/>
-      <w:spacing w:before="360" w:after="200"/>
+      <w:spacing w:before="480" w:after="120" w:line="259" w:lineRule="auto"/>
       <w:outlineLvl w:val="0"/>
     </w:pPr>
     <w:rPr>
-      <w:rFonts w:asciiTheme="majorHAnsi" w:eastAsiaTheme="majorEastAsia" w:hAnsiTheme="majorHAnsi" w:cstheme="majorBidi" w:ascii="Calibri" w:hAnsi="Calibri" w:cs="Calibri"/>
+      <w:rFonts w:ascii="Times New Roman" w:hAnsi="Times New Roman"/>
       <w:b/>
       <w:bCs/>
-      <w:color w:val="2E74B5"/>
-      <w:sz w:val="32"/>
+      <w:color w:val="000000"/>
+      <w:sz w:val="26"/>
       <w:szCs w:val="28"/>
+      <w:lang w:val="ru-RU"/>
     </w:rPr>
   </w:style>
   <w:style w:type="paragraph" w:styleId="Heading2">
@@ -1054,16 +852,17 @@
     <w:pPr>
       <w:keepNext/>
       <w:keepLines/>
-      <w:spacing w:before="280" w:after="140"/>
+      <w:spacing w:before="200" w:after="120" w:line="259" w:lineRule="auto"/>
       <w:outlineLvl w:val="1"/>
     </w:pPr>
     <w:rPr>
-      <w:rFonts w:asciiTheme="majorHAnsi" w:eastAsiaTheme="majorEastAsia" w:hAnsiTheme="majorHAnsi" w:cstheme="majorBidi" w:ascii="Calibri" w:hAnsi="Calibri" w:cs="Calibri"/>
+      <w:rFonts w:ascii="Times New Roman" w:hAnsi="Times New Roman"/>
       <w:b/>
       <w:bCs/>
-      <w:color w:val="2E74B5"/>
+      <w:color w:val="000000"/>
       <w:sz w:val="26"/>
       <w:szCs w:val="26"/>
+      <w:lang w:val="ru-RU"/>
     </w:rPr>
   </w:style>
   <w:style w:type="paragraph" w:styleId="Heading3">
@@ -1078,15 +877,14 @@
     <w:pPr>
       <w:keepNext/>
       <w:keepLines/>
-      <w:spacing w:before="200" w:after="100"/>
+      <w:spacing w:before="200" w:after="0"/>
       <w:outlineLvl w:val="2"/>
     </w:pPr>
     <w:rPr>
-      <w:rFonts w:asciiTheme="majorHAnsi" w:eastAsiaTheme="majorEastAsia" w:hAnsiTheme="majorHAnsi" w:cstheme="majorBidi" w:ascii="Calibri" w:hAnsi="Calibri" w:cs="Calibri"/>
+      <w:rFonts/>
       <w:b/>
       <w:bCs/>
-      <w:color w:val="1F4D78"/>
-      <w:sz w:val="24"/>
+      <w:color w:val="4F81BD" w:themeColor="accent1"/>
     </w:rPr>
   </w:style>
   <w:style w:type="paragraph" w:styleId="Heading4">
@@ -1106,7 +904,7 @@
       <w:outlineLvl w:val="3"/>
     </w:pPr>
     <w:rPr>
-      <w:rFonts w:asciiTheme="majorHAnsi" w:eastAsiaTheme="majorEastAsia" w:hAnsiTheme="majorHAnsi" w:cstheme="majorBidi"/>
+      <w:rFonts/>
       <w:b/>
       <w:bCs/>
       <w:i/>
@@ -1131,7 +929,7 @@
       <w:outlineLvl w:val="4"/>
     </w:pPr>
     <w:rPr>
-      <w:rFonts w:asciiTheme="majorHAnsi" w:eastAsiaTheme="majorEastAsia" w:hAnsiTheme="majorHAnsi" w:cstheme="majorBidi"/>
+      <w:rFonts/>
       <w:color w:val="243F60" w:themeColor="accent1" w:themeShade="7F"/>
     </w:rPr>
   </w:style>
@@ -1152,7 +950,7 @@
       <w:outlineLvl w:val="5"/>
     </w:pPr>
     <w:rPr>
-      <w:rFonts w:asciiTheme="majorHAnsi" w:eastAsiaTheme="majorEastAsia" w:hAnsiTheme="majorHAnsi" w:cstheme="majorBidi"/>
+      <w:rFonts/>
       <w:i/>
       <w:iCs/>
       <w:color w:val="243F60" w:themeColor="accent1" w:themeShade="7F"/>
@@ -1175,7 +973,7 @@
       <w:outlineLvl w:val="6"/>
     </w:pPr>
     <w:rPr>
-      <w:rFonts w:asciiTheme="majorHAnsi" w:eastAsiaTheme="majorEastAsia" w:hAnsiTheme="majorHAnsi" w:cstheme="majorBidi"/>
+      <w:rFonts/>
       <w:i/>
       <w:iCs/>
       <w:color w:val="404040" w:themeColor="text1" w:themeTint="BF"/>
@@ -1198,7 +996,7 @@
       <w:outlineLvl w:val="7"/>
     </w:pPr>
     <w:rPr>
-      <w:rFonts w:asciiTheme="majorHAnsi" w:eastAsiaTheme="majorEastAsia" w:hAnsiTheme="majorHAnsi" w:cstheme="majorBidi"/>
+      <w:rFonts/>
       <w:color w:val="4F81BD" w:themeColor="accent1"/>
       <w:sz w:val="20"/>
       <w:szCs w:val="20"/>
@@ -1221,7 +1019,7 @@
       <w:outlineLvl w:val="8"/>
     </w:pPr>
     <w:rPr>
-      <w:rFonts w:asciiTheme="majorHAnsi" w:eastAsiaTheme="majorEastAsia" w:hAnsiTheme="majorHAnsi" w:cstheme="majorBidi"/>
+      <w:rFonts/>
       <w:i/>
       <w:iCs/>
       <w:color w:val="404040" w:themeColor="text1" w:themeTint="BF"/>
@@ -1272,7 +1070,7 @@
     <w:uiPriority w:val="9"/>
     <w:rsid w:val="00FC693F"/>
     <w:rPr>
-      <w:rFonts w:asciiTheme="majorHAnsi" w:eastAsiaTheme="majorEastAsia" w:hAnsiTheme="majorHAnsi" w:cstheme="majorBidi"/>
+      <w:rFonts/>
       <w:b/>
       <w:bCs/>
       <w:color w:val="365F91" w:themeColor="accent1" w:themeShade="BF"/>
@@ -1287,7 +1085,7 @@
     <w:uiPriority w:val="9"/>
     <w:rsid w:val="00FC693F"/>
     <w:rPr>
-      <w:rFonts w:asciiTheme="majorHAnsi" w:eastAsiaTheme="majorEastAsia" w:hAnsiTheme="majorHAnsi" w:cstheme="majorBidi"/>
+      <w:rFonts/>
       <w:b/>
       <w:bCs/>
       <w:color w:val="4F81BD" w:themeColor="accent1"/>
@@ -1302,7 +1100,7 @@
     <w:uiPriority w:val="9"/>
     <w:rsid w:val="00FC693F"/>
     <w:rPr>
-      <w:rFonts w:asciiTheme="majorHAnsi" w:eastAsiaTheme="majorEastAsia" w:hAnsiTheme="majorHAnsi" w:cstheme="majorBidi"/>
+      <w:rFonts/>
       <w:b/>
       <w:bCs/>
       <w:color w:val="4F81BD" w:themeColor="accent1"/>
@@ -1317,19 +1115,17 @@
     <w:qFormat/>
     <w:rsid w:val="00FC693F"/>
     <w:pPr>
-      <w:pBdr>
-        <w:bottom w:val="single" w:sz="8" w:space="4" w:color="4F81BD" w:themeColor="accent1"/>
-      </w:pBdr>
-      <w:spacing w:after="300" w:line="240" w:lineRule="auto"/>
+      <w:spacing w:after="120" w:line="259" w:lineRule="auto"/>
       <w:contextualSpacing/>
     </w:pPr>
     <w:rPr>
-      <w:rFonts w:asciiTheme="majorHAnsi" w:eastAsiaTheme="majorEastAsia" w:hAnsiTheme="majorHAnsi" w:cstheme="majorBidi"/>
-      <w:color w:val="17365D" w:themeColor="text2" w:themeShade="BF"/>
+      <w:rFonts w:ascii="Times New Roman" w:hAnsi="Times New Roman"/>
+      <w:color w:val="000000"/>
       <w:spacing w:val="5"/>
       <w:kern w:val="28"/>
-      <w:sz w:val="52"/>
+      <w:sz w:val="40"/>
       <w:szCs w:val="52"/>
+      <w:lang w:val="ru-RU"/>
     </w:rPr>
   </w:style>
   <w:style w:type="character" w:customStyle="1" w:styleId="TitleChar">
@@ -1339,7 +1135,7 @@
     <w:uiPriority w:val="10"/>
     <w:rsid w:val="00FC693F"/>
     <w:rPr>
-      <w:rFonts w:asciiTheme="majorHAnsi" w:eastAsiaTheme="majorEastAsia" w:hAnsiTheme="majorHAnsi" w:cstheme="majorBidi"/>
+      <w:rFonts/>
       <w:color w:val="17365D" w:themeColor="text2" w:themeShade="BF"/>
       <w:spacing w:val="5"/>
       <w:kern w:val="28"/>
@@ -1361,7 +1157,7 @@
       </w:numPr>
     </w:pPr>
     <w:rPr>
-      <w:rFonts w:asciiTheme="majorHAnsi" w:eastAsiaTheme="majorEastAsia" w:hAnsiTheme="majorHAnsi" w:cstheme="majorBidi"/>
+      <w:rFonts/>
       <w:i/>
       <w:iCs/>
       <w:color w:val="4F81BD" w:themeColor="accent1"/>
@@ -1377,7 +1173,7 @@
     <w:uiPriority w:val="11"/>
     <w:rsid w:val="00FC693F"/>
     <w:rPr>
-      <w:rFonts w:asciiTheme="majorHAnsi" w:eastAsiaTheme="majorEastAsia" w:hAnsiTheme="majorHAnsi" w:cstheme="majorBidi"/>
+      <w:rFonts/>
       <w:i/>
       <w:iCs/>
       <w:color w:val="4F81BD" w:themeColor="accent1"/>
@@ -1502,8 +1298,15 @@
       <w:numPr>
         <w:numId w:val="1"/>
       </w:numPr>
+      <w:spacing w:after="120" w:line="259" w:lineRule="auto"/>
       <w:contextualSpacing/>
     </w:pPr>
+    <w:rPr>
+      <w:rFonts w:ascii="Times New Roman" w:hAnsi="Times New Roman"/>
+      <w:color w:val="000000"/>
+      <w:sz w:val="24"/>
+      <w:lang w:val="ru-RU"/>
+    </w:rPr>
   </w:style>
   <w:style w:type="paragraph" w:styleId="ListBullet2">
     <w:name w:val="List Bullet 2"/>
@@ -1675,7 +1478,7 @@
     <w:semiHidden/>
     <w:rsid w:val="00FC693F"/>
     <w:rPr>
-      <w:rFonts w:asciiTheme="majorHAnsi" w:eastAsiaTheme="majorEastAsia" w:hAnsiTheme="majorHAnsi" w:cstheme="majorBidi"/>
+      <w:rFonts/>
       <w:b/>
       <w:bCs/>
       <w:i/>
@@ -1691,7 +1494,7 @@
     <w:semiHidden/>
     <w:rsid w:val="00FC693F"/>
     <w:rPr>
-      <w:rFonts w:asciiTheme="majorHAnsi" w:eastAsiaTheme="majorEastAsia" w:hAnsiTheme="majorHAnsi" w:cstheme="majorBidi"/>
+      <w:rFonts/>
       <w:color w:val="243F60" w:themeColor="accent1" w:themeShade="7F"/>
     </w:rPr>
   </w:style>
@@ -1703,7 +1506,7 @@
     <w:semiHidden/>
     <w:rsid w:val="00FC693F"/>
     <w:rPr>
-      <w:rFonts w:asciiTheme="majorHAnsi" w:eastAsiaTheme="majorEastAsia" w:hAnsiTheme="majorHAnsi" w:cstheme="majorBidi"/>
+      <w:rFonts/>
       <w:i/>
       <w:iCs/>
       <w:color w:val="243F60" w:themeColor="accent1" w:themeShade="7F"/>
@@ -1717,7 +1520,7 @@
     <w:semiHidden/>
     <w:rsid w:val="00FC693F"/>
     <w:rPr>
-      <w:rFonts w:asciiTheme="majorHAnsi" w:eastAsiaTheme="majorEastAsia" w:hAnsiTheme="majorHAnsi" w:cstheme="majorBidi"/>
+      <w:rFonts/>
       <w:i/>
       <w:iCs/>
       <w:color w:val="404040" w:themeColor="text1" w:themeTint="BF"/>
@@ -1731,7 +1534,7 @@
     <w:semiHidden/>
     <w:rsid w:val="00FC693F"/>
     <w:rPr>
-      <w:rFonts w:asciiTheme="majorHAnsi" w:eastAsiaTheme="majorEastAsia" w:hAnsiTheme="majorHAnsi" w:cstheme="majorBidi"/>
+      <w:rFonts/>
       <w:color w:val="4F81BD" w:themeColor="accent1"/>
       <w:sz w:val="20"/>
       <w:szCs w:val="20"/>
@@ -1745,7 +1548,7 @@
     <w:semiHidden/>
     <w:rsid w:val="00FC693F"/>
     <w:rPr>
-      <w:rFonts w:asciiTheme="majorHAnsi" w:eastAsiaTheme="majorEastAsia" w:hAnsiTheme="majorHAnsi" w:cstheme="majorBidi"/>
+      <w:rFonts/>
       <w:i/>
       <w:iCs/>
       <w:color w:val="404040" w:themeColor="text1" w:themeTint="BF"/>
@@ -1804,9 +1607,6 @@
     <w:qFormat/>
     <w:rsid w:val="00FC693F"/>
     <w:pPr>
-      <w:pBdr>
-        <w:bottom w:val="single" w:sz="4" w:space="4" w:color="4F81BD" w:themeColor="accent1"/>
-      </w:pBdr>
       <w:spacing w:before="200" w:after="280"/>
       <w:ind w:left="936" w:right="936"/>
     </w:pPr>
@@ -3334,7 +3134,7 @@
         <w:spacing w:before="0" w:after="0" w:line="240" w:lineRule="auto"/>
       </w:pPr>
       <w:rPr>
-        <w:rFonts w:asciiTheme="majorHAnsi" w:eastAsiaTheme="majorEastAsia" w:hAnsiTheme="majorHAnsi" w:cstheme="majorBidi"/>
+        <w:rFonts/>
         <w:b/>
         <w:bCs/>
       </w:rPr>
@@ -3355,7 +3155,7 @@
         <w:spacing w:before="0" w:after="0" w:line="240" w:lineRule="auto"/>
       </w:pPr>
       <w:rPr>
-        <w:rFonts w:asciiTheme="majorHAnsi" w:eastAsiaTheme="majorEastAsia" w:hAnsiTheme="majorHAnsi" w:cstheme="majorBidi"/>
+        <w:rFonts/>
         <w:b/>
         <w:bCs/>
       </w:rPr>
@@ -3373,14 +3173,14 @@
     </w:tblStylePr>
     <w:tblStylePr w:type="firstCol">
       <w:rPr>
-        <w:rFonts w:asciiTheme="majorHAnsi" w:eastAsiaTheme="majorEastAsia" w:hAnsiTheme="majorHAnsi" w:cstheme="majorBidi"/>
+        <w:rFonts/>
         <w:b/>
         <w:bCs/>
       </w:rPr>
     </w:tblStylePr>
     <w:tblStylePr w:type="lastCol">
       <w:rPr>
-        <w:rFonts w:asciiTheme="majorHAnsi" w:eastAsiaTheme="majorEastAsia" w:hAnsiTheme="majorHAnsi" w:cstheme="majorBidi"/>
+        <w:rFonts/>
         <w:b/>
         <w:bCs/>
       </w:rPr>
@@ -3464,7 +3264,7 @@
         <w:spacing w:before="0" w:after="0" w:line="240" w:lineRule="auto"/>
       </w:pPr>
       <w:rPr>
-        <w:rFonts w:asciiTheme="majorHAnsi" w:eastAsiaTheme="majorEastAsia" w:hAnsiTheme="majorHAnsi" w:cstheme="majorBidi"/>
+        <w:rFonts/>
         <w:b/>
         <w:bCs/>
       </w:rPr>
@@ -3485,7 +3285,7 @@
         <w:spacing w:before="0" w:after="0" w:line="240" w:lineRule="auto"/>
       </w:pPr>
       <w:rPr>
-        <w:rFonts w:asciiTheme="majorHAnsi" w:eastAsiaTheme="majorEastAsia" w:hAnsiTheme="majorHAnsi" w:cstheme="majorBidi"/>
+        <w:rFonts/>
         <w:b/>
         <w:bCs/>
       </w:rPr>
@@ -3503,14 +3303,14 @@
     </w:tblStylePr>
     <w:tblStylePr w:type="firstCol">
       <w:rPr>
-        <w:rFonts w:asciiTheme="majorHAnsi" w:eastAsiaTheme="majorEastAsia" w:hAnsiTheme="majorHAnsi" w:cstheme="majorBidi"/>
+        <w:rFonts/>
         <w:b/>
         <w:bCs/>
       </w:rPr>
     </w:tblStylePr>
     <w:tblStylePr w:type="lastCol">
       <w:rPr>
-        <w:rFonts w:asciiTheme="majorHAnsi" w:eastAsiaTheme="majorEastAsia" w:hAnsiTheme="majorHAnsi" w:cstheme="majorBidi"/>
+        <w:rFonts/>
         <w:b/>
         <w:bCs/>
       </w:rPr>
@@ -3594,7 +3394,7 @@
         <w:spacing w:before="0" w:after="0" w:line="240" w:lineRule="auto"/>
       </w:pPr>
       <w:rPr>
-        <w:rFonts w:asciiTheme="majorHAnsi" w:eastAsiaTheme="majorEastAsia" w:hAnsiTheme="majorHAnsi" w:cstheme="majorBidi"/>
+        <w:rFonts/>
         <w:b/>
         <w:bCs/>
       </w:rPr>
@@ -3615,7 +3415,7 @@
         <w:spacing w:before="0" w:after="0" w:line="240" w:lineRule="auto"/>
       </w:pPr>
       <w:rPr>
-        <w:rFonts w:asciiTheme="majorHAnsi" w:eastAsiaTheme="majorEastAsia" w:hAnsiTheme="majorHAnsi" w:cstheme="majorBidi"/>
+        <w:rFonts/>
         <w:b/>
         <w:bCs/>
       </w:rPr>
@@ -3633,14 +3433,14 @@
     </w:tblStylePr>
     <w:tblStylePr w:type="firstCol">
       <w:rPr>
-        <w:rFonts w:asciiTheme="majorHAnsi" w:eastAsiaTheme="majorEastAsia" w:hAnsiTheme="majorHAnsi" w:cstheme="majorBidi"/>
+        <w:rFonts/>
         <w:b/>
         <w:bCs/>
       </w:rPr>
     </w:tblStylePr>
     <w:tblStylePr w:type="lastCol">
       <w:rPr>
-        <w:rFonts w:asciiTheme="majorHAnsi" w:eastAsiaTheme="majorEastAsia" w:hAnsiTheme="majorHAnsi" w:cstheme="majorBidi"/>
+        <w:rFonts/>
         <w:b/>
         <w:bCs/>
       </w:rPr>
@@ -3724,7 +3524,7 @@
         <w:spacing w:before="0" w:after="0" w:line="240" w:lineRule="auto"/>
       </w:pPr>
       <w:rPr>
-        <w:rFonts w:asciiTheme="majorHAnsi" w:eastAsiaTheme="majorEastAsia" w:hAnsiTheme="majorHAnsi" w:cstheme="majorBidi"/>
+        <w:rFonts/>
         <w:b/>
         <w:bCs/>
       </w:rPr>
@@ -3745,7 +3545,7 @@
         <w:spacing w:before="0" w:after="0" w:line="240" w:lineRule="auto"/>
       </w:pPr>
       <w:rPr>
-        <w:rFonts w:asciiTheme="majorHAnsi" w:eastAsiaTheme="majorEastAsia" w:hAnsiTheme="majorHAnsi" w:cstheme="majorBidi"/>
+        <w:rFonts/>
         <w:b/>
         <w:bCs/>
       </w:rPr>
@@ -3763,14 +3563,14 @@
     </w:tblStylePr>
     <w:tblStylePr w:type="firstCol">
       <w:rPr>
-        <w:rFonts w:asciiTheme="majorHAnsi" w:eastAsiaTheme="majorEastAsia" w:hAnsiTheme="majorHAnsi" w:cstheme="majorBidi"/>
+        <w:rFonts/>
         <w:b/>
         <w:bCs/>
       </w:rPr>
     </w:tblStylePr>
     <w:tblStylePr w:type="lastCol">
       <w:rPr>
-        <w:rFonts w:asciiTheme="majorHAnsi" w:eastAsiaTheme="majorEastAsia" w:hAnsiTheme="majorHAnsi" w:cstheme="majorBidi"/>
+        <w:rFonts/>
         <w:b/>
         <w:bCs/>
       </w:rPr>
@@ -3854,7 +3654,7 @@
         <w:spacing w:before="0" w:after="0" w:line="240" w:lineRule="auto"/>
       </w:pPr>
       <w:rPr>
-        <w:rFonts w:asciiTheme="majorHAnsi" w:eastAsiaTheme="majorEastAsia" w:hAnsiTheme="majorHAnsi" w:cstheme="majorBidi"/>
+        <w:rFonts/>
         <w:b/>
         <w:bCs/>
       </w:rPr>
@@ -3875,7 +3675,7 @@
         <w:spacing w:before="0" w:after="0" w:line="240" w:lineRule="auto"/>
       </w:pPr>
       <w:rPr>
-        <w:rFonts w:asciiTheme="majorHAnsi" w:eastAsiaTheme="majorEastAsia" w:hAnsiTheme="majorHAnsi" w:cstheme="majorBidi"/>
+        <w:rFonts/>
         <w:b/>
         <w:bCs/>
       </w:rPr>
@@ -3893,14 +3693,14 @@
     </w:tblStylePr>
     <w:tblStylePr w:type="firstCol">
       <w:rPr>
-        <w:rFonts w:asciiTheme="majorHAnsi" w:eastAsiaTheme="majorEastAsia" w:hAnsiTheme="majorHAnsi" w:cstheme="majorBidi"/>
+        <w:rFonts/>
         <w:b/>
         <w:bCs/>
       </w:rPr>
     </w:tblStylePr>
     <w:tblStylePr w:type="lastCol">
       <w:rPr>
-        <w:rFonts w:asciiTheme="majorHAnsi" w:eastAsiaTheme="majorEastAsia" w:hAnsiTheme="majorHAnsi" w:cstheme="majorBidi"/>
+        <w:rFonts/>
         <w:b/>
         <w:bCs/>
       </w:rPr>
@@ -3984,7 +3784,7 @@
         <w:spacing w:before="0" w:after="0" w:line="240" w:lineRule="auto"/>
       </w:pPr>
       <w:rPr>
-        <w:rFonts w:asciiTheme="majorHAnsi" w:eastAsiaTheme="majorEastAsia" w:hAnsiTheme="majorHAnsi" w:cstheme="majorBidi"/>
+        <w:rFonts/>
         <w:b/>
         <w:bCs/>
       </w:rPr>
@@ -4005,7 +3805,7 @@
         <w:spacing w:before="0" w:after="0" w:line="240" w:lineRule="auto"/>
       </w:pPr>
       <w:rPr>
-        <w:rFonts w:asciiTheme="majorHAnsi" w:eastAsiaTheme="majorEastAsia" w:hAnsiTheme="majorHAnsi" w:cstheme="majorBidi"/>
+        <w:rFonts/>
         <w:b/>
         <w:bCs/>
       </w:rPr>
@@ -4023,14 +3823,14 @@
     </w:tblStylePr>
     <w:tblStylePr w:type="firstCol">
       <w:rPr>
-        <w:rFonts w:asciiTheme="majorHAnsi" w:eastAsiaTheme="majorEastAsia" w:hAnsiTheme="majorHAnsi" w:cstheme="majorBidi"/>
+        <w:rFonts/>
         <w:b/>
         <w:bCs/>
       </w:rPr>
     </w:tblStylePr>
     <w:tblStylePr w:type="lastCol">
       <w:rPr>
-        <w:rFonts w:asciiTheme="majorHAnsi" w:eastAsiaTheme="majorEastAsia" w:hAnsiTheme="majorHAnsi" w:cstheme="majorBidi"/>
+        <w:rFonts/>
         <w:b/>
         <w:bCs/>
       </w:rPr>
@@ -4114,7 +3914,7 @@
         <w:spacing w:before="0" w:after="0" w:line="240" w:lineRule="auto"/>
       </w:pPr>
       <w:rPr>
-        <w:rFonts w:asciiTheme="majorHAnsi" w:eastAsiaTheme="majorEastAsia" w:hAnsiTheme="majorHAnsi" w:cstheme="majorBidi"/>
+        <w:rFonts/>
         <w:b/>
         <w:bCs/>
       </w:rPr>
@@ -4135,7 +3935,7 @@
         <w:spacing w:before="0" w:after="0" w:line="240" w:lineRule="auto"/>
       </w:pPr>
       <w:rPr>
-        <w:rFonts w:asciiTheme="majorHAnsi" w:eastAsiaTheme="majorEastAsia" w:hAnsiTheme="majorHAnsi" w:cstheme="majorBidi"/>
+        <w:rFonts/>
         <w:b/>
         <w:bCs/>
       </w:rPr>
@@ -4153,14 +3953,14 @@
     </w:tblStylePr>
     <w:tblStylePr w:type="firstCol">
       <w:rPr>
-        <w:rFonts w:asciiTheme="majorHAnsi" w:eastAsiaTheme="majorEastAsia" w:hAnsiTheme="majorHAnsi" w:cstheme="majorBidi"/>
+        <w:rFonts/>
         <w:b/>
         <w:bCs/>
       </w:rPr>
     </w:tblStylePr>
     <w:tblStylePr w:type="lastCol">
       <w:rPr>
-        <w:rFonts w:asciiTheme="majorHAnsi" w:eastAsiaTheme="majorEastAsia" w:hAnsiTheme="majorHAnsi" w:cstheme="majorBidi"/>
+        <w:rFonts/>
         <w:b/>
         <w:bCs/>
       </w:rPr>
@@ -6025,7 +5825,7 @@
     </w:tblPr>
     <w:tblStylePr w:type="firstRow">
       <w:rPr>
-        <w:rFonts w:asciiTheme="majorHAnsi" w:eastAsiaTheme="majorEastAsia" w:hAnsiTheme="majorHAnsi" w:cstheme="majorBidi"/>
+        <w:rFonts/>
       </w:rPr>
       <w:tblPr/>
       <w:tcPr>
@@ -6109,7 +5909,7 @@
     </w:tblPr>
     <w:tblStylePr w:type="firstRow">
       <w:rPr>
-        <w:rFonts w:asciiTheme="majorHAnsi" w:eastAsiaTheme="majorEastAsia" w:hAnsiTheme="majorHAnsi" w:cstheme="majorBidi"/>
+        <w:rFonts/>
       </w:rPr>
       <w:tblPr/>
       <w:tcPr>
@@ -6193,7 +5993,7 @@
     </w:tblPr>
     <w:tblStylePr w:type="firstRow">
       <w:rPr>
-        <w:rFonts w:asciiTheme="majorHAnsi" w:eastAsiaTheme="majorEastAsia" w:hAnsiTheme="majorHAnsi" w:cstheme="majorBidi"/>
+        <w:rFonts/>
       </w:rPr>
       <w:tblPr/>
       <w:tcPr>
@@ -6277,7 +6077,7 @@
     </w:tblPr>
     <w:tblStylePr w:type="firstRow">
       <w:rPr>
-        <w:rFonts w:asciiTheme="majorHAnsi" w:eastAsiaTheme="majorEastAsia" w:hAnsiTheme="majorHAnsi" w:cstheme="majorBidi"/>
+        <w:rFonts/>
       </w:rPr>
       <w:tblPr/>
       <w:tcPr>
@@ -6361,7 +6161,7 @@
     </w:tblPr>
     <w:tblStylePr w:type="firstRow">
       <w:rPr>
-        <w:rFonts w:asciiTheme="majorHAnsi" w:eastAsiaTheme="majorEastAsia" w:hAnsiTheme="majorHAnsi" w:cstheme="majorBidi"/>
+        <w:rFonts/>
       </w:rPr>
       <w:tblPr/>
       <w:tcPr>
@@ -6445,7 +6245,7 @@
     </w:tblPr>
     <w:tblStylePr w:type="firstRow">
       <w:rPr>
-        <w:rFonts w:asciiTheme="majorHAnsi" w:eastAsiaTheme="majorEastAsia" w:hAnsiTheme="majorHAnsi" w:cstheme="majorBidi"/>
+        <w:rFonts/>
       </w:rPr>
       <w:tblPr/>
       <w:tcPr>
@@ -6529,7 +6329,7 @@
     </w:tblPr>
     <w:tblStylePr w:type="firstRow">
       <w:rPr>
-        <w:rFonts w:asciiTheme="majorHAnsi" w:eastAsiaTheme="majorEastAsia" w:hAnsiTheme="majorHAnsi" w:cstheme="majorBidi"/>
+        <w:rFonts/>
       </w:rPr>
       <w:tblPr/>
       <w:tcPr>
@@ -6594,7 +6394,7 @@
       <w:spacing w:after="0" w:line="240" w:lineRule="auto"/>
     </w:pPr>
     <w:rPr>
-      <w:rFonts w:asciiTheme="majorHAnsi" w:eastAsiaTheme="majorEastAsia" w:hAnsiTheme="majorHAnsi" w:cstheme="majorBidi"/>
+      <w:rFonts/>
       <w:color w:val="000000" w:themeColor="text1"/>
     </w:rPr>
     <w:tblPr>
@@ -6722,7 +6522,7 @@
       <w:spacing w:after="0" w:line="240" w:lineRule="auto"/>
     </w:pPr>
     <w:rPr>
-      <w:rFonts w:asciiTheme="majorHAnsi" w:eastAsiaTheme="majorEastAsia" w:hAnsiTheme="majorHAnsi" w:cstheme="majorBidi"/>
+      <w:rFonts/>
       <w:color w:val="000000" w:themeColor="text1"/>
     </w:rPr>
     <w:tblPr>
@@ -6850,7 +6650,7 @@
       <w:spacing w:after="0" w:line="240" w:lineRule="auto"/>
     </w:pPr>
     <w:rPr>
-      <w:rFonts w:asciiTheme="majorHAnsi" w:eastAsiaTheme="majorEastAsia" w:hAnsiTheme="majorHAnsi" w:cstheme="majorBidi"/>
+      <w:rFonts/>
       <w:color w:val="000000" w:themeColor="text1"/>
     </w:rPr>
     <w:tblPr>
@@ -6978,7 +6778,7 @@
       <w:spacing w:after="0" w:line="240" w:lineRule="auto"/>
     </w:pPr>
     <w:rPr>
-      <w:rFonts w:asciiTheme="majorHAnsi" w:eastAsiaTheme="majorEastAsia" w:hAnsiTheme="majorHAnsi" w:cstheme="majorBidi"/>
+      <w:rFonts/>
       <w:color w:val="000000" w:themeColor="text1"/>
     </w:rPr>
     <w:tblPr>
@@ -7106,7 +6906,7 @@
       <w:spacing w:after="0" w:line="240" w:lineRule="auto"/>
     </w:pPr>
     <w:rPr>
-      <w:rFonts w:asciiTheme="majorHAnsi" w:eastAsiaTheme="majorEastAsia" w:hAnsiTheme="majorHAnsi" w:cstheme="majorBidi"/>
+      <w:rFonts/>
       <w:color w:val="000000" w:themeColor="text1"/>
     </w:rPr>
     <w:tblPr>
@@ -7234,7 +7034,7 @@
       <w:spacing w:after="0" w:line="240" w:lineRule="auto"/>
     </w:pPr>
     <w:rPr>
-      <w:rFonts w:asciiTheme="majorHAnsi" w:eastAsiaTheme="majorEastAsia" w:hAnsiTheme="majorHAnsi" w:cstheme="majorBidi"/>
+      <w:rFonts/>
       <w:color w:val="000000" w:themeColor="text1"/>
     </w:rPr>
     <w:tblPr>
@@ -7362,7 +7162,7 @@
       <w:spacing w:after="0" w:line="240" w:lineRule="auto"/>
     </w:pPr>
     <w:rPr>
-      <w:rFonts w:asciiTheme="majorHAnsi" w:eastAsiaTheme="majorEastAsia" w:hAnsiTheme="majorHAnsi" w:cstheme="majorBidi"/>
+      <w:rFonts/>
       <w:color w:val="000000" w:themeColor="text1"/>
     </w:rPr>
     <w:tblPr>
@@ -8001,7 +7801,7 @@
       <w:spacing w:after="0" w:line="240" w:lineRule="auto"/>
     </w:pPr>
     <w:rPr>
-      <w:rFonts w:asciiTheme="majorHAnsi" w:eastAsiaTheme="majorEastAsia" w:hAnsiTheme="majorHAnsi" w:cstheme="majorBidi"/>
+      <w:rFonts/>
       <w:color w:val="000000" w:themeColor="text1"/>
     </w:rPr>
     <w:tblPr>
@@ -8126,7 +7926,7 @@
       <w:spacing w:after="0" w:line="240" w:lineRule="auto"/>
     </w:pPr>
     <w:rPr>
-      <w:rFonts w:asciiTheme="majorHAnsi" w:eastAsiaTheme="majorEastAsia" w:hAnsiTheme="majorHAnsi" w:cstheme="majorBidi"/>
+      <w:rFonts/>
       <w:color w:val="000000" w:themeColor="text1"/>
     </w:rPr>
     <w:tblPr>
@@ -8251,7 +8051,7 @@
       <w:spacing w:after="0" w:line="240" w:lineRule="auto"/>
     </w:pPr>
     <w:rPr>
-      <w:rFonts w:asciiTheme="majorHAnsi" w:eastAsiaTheme="majorEastAsia" w:hAnsiTheme="majorHAnsi" w:cstheme="majorBidi"/>
+      <w:rFonts/>
       <w:color w:val="000000" w:themeColor="text1"/>
     </w:rPr>
     <w:tblPr>
@@ -8376,7 +8176,7 @@
       <w:spacing w:after="0" w:line="240" w:lineRule="auto"/>
     </w:pPr>
     <w:rPr>
-      <w:rFonts w:asciiTheme="majorHAnsi" w:eastAsiaTheme="majorEastAsia" w:hAnsiTheme="majorHAnsi" w:cstheme="majorBidi"/>
+      <w:rFonts/>
       <w:color w:val="000000" w:themeColor="text1"/>
     </w:rPr>
     <w:tblPr>
@@ -8501,7 +8301,7 @@
       <w:spacing w:after="0" w:line="240" w:lineRule="auto"/>
     </w:pPr>
     <w:rPr>
-      <w:rFonts w:asciiTheme="majorHAnsi" w:eastAsiaTheme="majorEastAsia" w:hAnsiTheme="majorHAnsi" w:cstheme="majorBidi"/>
+      <w:rFonts/>
       <w:color w:val="000000" w:themeColor="text1"/>
     </w:rPr>
     <w:tblPr>
@@ -8626,7 +8426,7 @@
       <w:spacing w:after="0" w:line="240" w:lineRule="auto"/>
     </w:pPr>
     <w:rPr>
-      <w:rFonts w:asciiTheme="majorHAnsi" w:eastAsiaTheme="majorEastAsia" w:hAnsiTheme="majorHAnsi" w:cstheme="majorBidi"/>
+      <w:rFonts/>
       <w:color w:val="000000" w:themeColor="text1"/>
     </w:rPr>
     <w:tblPr>
@@ -8751,7 +8551,7 @@
       <w:spacing w:after="0" w:line="240" w:lineRule="auto"/>
     </w:pPr>
     <w:rPr>
-      <w:rFonts w:asciiTheme="majorHAnsi" w:eastAsiaTheme="majorEastAsia" w:hAnsiTheme="majorHAnsi" w:cstheme="majorBidi"/>
+      <w:rFonts/>
       <w:color w:val="000000" w:themeColor="text1"/>
     </w:rPr>
     <w:tblPr>
